--- a/valencia/UD00/UD00 - Activitat no avaluable 01 (Semipresencial).docx
+++ b/valencia/UD00/UD00 - Activitat no avaluable 01 (Semipresencial).docx
@@ -80,7 +80,7 @@
             <wp:extent cx="6120000" cy="723900"/>
             <wp:effectExtent b="0" l="0" r="0" t="0"/>
             <wp:wrapSquare wrapText="bothSides" distB="114300" distT="114300" distL="114300" distR="114300"/>
-            <wp:docPr id="2" name="image3.png"/>
+            <wp:docPr id="3" name="image3.png"/>
             <a:graphic>
               <a:graphicData uri="http://schemas.openxmlformats.org/drawingml/2006/picture">
                 <pic:pic>
@@ -120,7 +120,7 @@
           <wp:inline distB="114300" distT="114300" distL="114300" distR="114300">
             <wp:extent cx="447675" cy="57150"/>
             <wp:effectExtent b="0" l="0" r="0" t="0"/>
-            <wp:docPr descr="short line" id="3" name="image4.png"/>
+            <wp:docPr descr="short line" id="4" name="image4.png"/>
             <a:graphic>
               <a:graphicData uri="http://schemas.openxmlformats.org/drawingml/2006/picture">
                 <pic:pic>
@@ -318,7 +318,49 @@
           <w:szCs w:val="32"/>
           <w:rtl w:val="0"/>
         </w:rPr>
-        <w:t xml:space="preserve">Actualitzat Setembre 2025</w:t>
+        <w:t xml:space="preserve">Actualitzat Setembre 2025 </w:t>
+      </w:r>
+      <w:r>
+        <w:drawing>
+          <wp:anchor allowOverlap="1" behindDoc="0" distB="57150" distT="57150" distL="57150" distR="57150" hidden="0" layoutInCell="1" locked="0" relativeHeight="0" simplePos="0">
+            <wp:simplePos x="0" y="0"/>
+            <wp:positionH relativeFrom="column">
+              <wp:posOffset>2494355</wp:posOffset>
+            </wp:positionH>
+            <wp:positionV relativeFrom="paragraph">
+              <wp:posOffset>184150</wp:posOffset>
+            </wp:positionV>
+            <wp:extent cx="922564" cy="322898"/>
+            <wp:effectExtent b="0" l="0" r="0" t="0"/>
+            <wp:wrapSquare wrapText="bothSides" distB="57150" distT="57150" distL="57150" distR="57150"/>
+            <wp:docPr id="2" name="image1.png"/>
+            <a:graphic>
+              <a:graphicData uri="http://schemas.openxmlformats.org/drawingml/2006/picture">
+                <pic:pic>
+                  <pic:nvPicPr>
+                    <pic:cNvPr id="0" name="image1.png"/>
+                    <pic:cNvPicPr preferRelativeResize="0"/>
+                  </pic:nvPicPr>
+                  <pic:blipFill>
+                    <a:blip r:embed="rId8"/>
+                    <a:srcRect b="0" l="0" r="0" t="0"/>
+                    <a:stretch>
+                      <a:fillRect/>
+                    </a:stretch>
+                  </pic:blipFill>
+                  <pic:spPr>
+                    <a:xfrm>
+                      <a:off x="0" y="0"/>
+                      <a:ext cx="922564" cy="322898"/>
+                    </a:xfrm>
+                    <a:prstGeom prst="rect"/>
+                    <a:ln/>
+                  </pic:spPr>
+                </pic:pic>
+              </a:graphicData>
+            </a:graphic>
+          </wp:anchor>
+        </w:drawing>
       </w:r>
     </w:p>
     <w:p>
@@ -665,7 +707,7 @@
     </w:p>
     <w:sdt>
       <w:sdtPr>
-        <w:id w:val="-1921405819"/>
+        <w:id w:val="1061446047"/>
         <w:docPartObj>
           <w:docPartGallery w:val="Table of Contents"/>
           <w:docPartUnique w:val="1"/>
@@ -1417,11 +1459,19 @@
       </w:pPr>
     </w:pPrDefault>
   </w:docDefaults>
+  <w:style w:type="table" w:styleId="TableNormal" w:default="1">
+    <w:name w:val="TableNormal"/>
+    <w:tblPr>
+      <w:tblCellMar>
+        <w:top w:w="100.0" w:type="dxa"/>
+        <w:left w:w="100.0" w:type="dxa"/>
+        <w:bottom w:w="100.0" w:type="dxa"/>
+        <w:right w:w="100.0" w:type="dxa"/>
+      </w:tblCellMar>
+    </w:tblPr>
+  </w:style>
   <w:style w:type="paragraph" w:styleId="Normal" w:default="1">
     <w:name w:val="normal"/>
-  </w:style>
-  <w:style w:type="table" w:styleId="TableNormal" w:default="1">
-    <w:name w:val="TableNormal"/>
   </w:style>
   <w:style w:type="paragraph" w:styleId="Heading1">
     <w:name w:val="heading 1"/>

--- a/valencia/UD00/UD00 - Activitat no avaluable 01 (Semipresencial).docx
+++ b/valencia/UD00/UD00 - Activitat no avaluable 01 (Semipresencial).docx
@@ -46,7 +46,7 @@
           <w:szCs w:val="88"/>
           <w:rtl w:val="0"/>
         </w:rPr>
-        <w:t xml:space="preserve">UD 00.(Semipresencial) Activitats no avaluables 01</w:t>
+        <w:t xml:space="preserve">UD 00. (Semipresencial) Activitats no avaluables 01</w:t>
       </w:r>
     </w:p>
     <w:p>
@@ -707,7 +707,7 @@
     </w:p>
     <w:sdt>
       <w:sdtPr>
-        <w:id w:val="1061446047"/>
+        <w:id w:val="-158883335"/>
         <w:docPartObj>
           <w:docPartGallery w:val="Table of Contents"/>
           <w:docPartUnique w:val="1"/>
@@ -847,23 +847,82 @@
     </w:p>
     <w:p>
       <w:pPr>
+        <w:spacing w:after="240" w:before="240" w:lineRule="auto"/>
+        <w:rPr/>
+      </w:pPr>
+      <w:r>
+        <w:rPr>
+          <w:rtl w:val="0"/>
+        </w:rPr>
+        <w:t xml:space="preserve">L’objectiu d’aquesta activitat és familiaritzar-se amb la plataforma </w:t>
+      </w:r>
+      <w:r>
+        <w:rPr>
+          <w:b w:val="1"/>
+          <w:rtl w:val="0"/>
+        </w:rPr>
+        <w:t xml:space="preserve">Exercism</w:t>
+      </w:r>
+      <w:r>
+        <w:rPr>
+          <w:rtl w:val="0"/>
+        </w:rPr>
+        <w:t xml:space="preserve">, que permet aprendre i practicar llenguatges de programació de manera guiada i amb retroalimentació. En aquest cas, treballarem amb el llenguatge </w:t>
+      </w:r>
+      <w:r>
+        <w:rPr>
+          <w:b w:val="1"/>
+          <w:rtl w:val="0"/>
+        </w:rPr>
+        <w:t xml:space="preserve">Python 3</w:t>
+      </w:r>
+      <w:r>
+        <w:rPr>
+          <w:rtl w:val="0"/>
+        </w:rPr>
+        <w:t xml:space="preserve">.</w:t>
+      </w:r>
+    </w:p>
+    <w:p>
+      <w:pPr>
+        <w:spacing w:after="240" w:before="240" w:lineRule="auto"/>
+        <w:rPr>
+          <w:b w:val="1"/>
+        </w:rPr>
+      </w:pPr>
+      <w:r>
+        <w:rPr>
+          <w:b w:val="1"/>
+          <w:rtl w:val="0"/>
+        </w:rPr>
+        <w:t xml:space="preserve">Instruccions:</w:t>
+      </w:r>
+    </w:p>
+    <w:p>
+      <w:pPr>
         <w:numPr>
           <w:ilvl w:val="0"/>
           <w:numId w:val="2"/>
         </w:numPr>
-        <w:spacing w:after="0" w:afterAutospacing="0"/>
+        <w:spacing w:after="0" w:afterAutospacing="0" w:before="240" w:lineRule="auto"/>
         <w:ind w:left="720" w:hanging="360"/>
-        <w:rPr>
-          <w:u w:val="none"/>
-        </w:rPr>
-      </w:pPr>
-      <w:r>
-        <w:rPr>
-          <w:rtl w:val="0"/>
-        </w:rPr>
-        <w:t xml:space="preserve">Entra a 👉 </w:t>
+        <w:jc w:val="left"/>
+      </w:pPr>
+      <w:r>
+        <w:rPr>
+          <w:rtl w:val="0"/>
+        </w:rPr>
+        <w:t xml:space="preserve">Accedeix a la web 👉</w:t>
       </w:r>
       <w:hyperlink r:id="rId9">
+        <w:r>
+          <w:rPr>
+            <w:rtl w:val="0"/>
+          </w:rPr>
+          <w:t xml:space="preserve"> </w:t>
+        </w:r>
+      </w:hyperlink>
+      <w:hyperlink r:id="rId10">
         <w:r>
           <w:rPr>
             <w:color w:val="1155cc"/>
@@ -877,6 +936,7 @@
         <w:rPr>
           <w:rtl w:val="0"/>
         </w:rPr>
+        <w:t xml:space="preserve">.</w:t>
       </w:r>
     </w:p>
     <w:p>
@@ -885,17 +945,28 @@
           <w:ilvl w:val="0"/>
           <w:numId w:val="2"/>
         </w:numPr>
-        <w:spacing w:after="0" w:afterAutospacing="0" w:before="0" w:beforeAutospacing="0"/>
+        <w:spacing w:after="0" w:afterAutospacing="0" w:before="0" w:beforeAutospacing="0" w:lineRule="auto"/>
         <w:ind w:left="720" w:hanging="360"/>
-        <w:rPr>
-          <w:u w:val="none"/>
-        </w:rPr>
-      </w:pPr>
-      <w:r>
-        <w:rPr>
-          <w:rtl w:val="0"/>
-        </w:rPr>
-        <w:t xml:space="preserve">Fes clic a "Sign up" (amb GitHub o email)</w:t>
+        <w:jc w:val="left"/>
+      </w:pPr>
+      <w:r>
+        <w:rPr>
+          <w:rtl w:val="0"/>
+        </w:rPr>
+        <w:t xml:space="preserve">Registra’t fent clic a </w:t>
+      </w:r>
+      <w:r>
+        <w:rPr>
+          <w:b w:val="1"/>
+          <w:rtl w:val="0"/>
+        </w:rPr>
+        <w:t xml:space="preserve">“Sign up”</w:t>
+      </w:r>
+      <w:r>
+        <w:rPr>
+          <w:rtl w:val="0"/>
+        </w:rPr>
+        <w:t xml:space="preserve">, utilitzant el teu compte de GitHub o bé el teu correu electrònic.</w:t>
       </w:r>
     </w:p>
     <w:p>
@@ -904,17 +975,54 @@
           <w:ilvl w:val="0"/>
           <w:numId w:val="2"/>
         </w:numPr>
-        <w:spacing w:after="0" w:afterAutospacing="0" w:before="0" w:beforeAutospacing="0"/>
+        <w:spacing w:after="0" w:afterAutospacing="0" w:before="0" w:beforeAutospacing="0" w:lineRule="auto"/>
         <w:ind w:left="720" w:hanging="360"/>
-        <w:rPr>
-          <w:u w:val="none"/>
-        </w:rPr>
-      </w:pPr>
-      <w:r>
-        <w:rPr>
-          <w:rtl w:val="0"/>
-        </w:rPr>
-        <w:t xml:space="preserve">Cerca el track de "Python" i fes clic a "Join Track"</w:t>
+        <w:jc w:val="left"/>
+      </w:pPr>
+      <w:r>
+        <w:rPr>
+          <w:rtl w:val="0"/>
+        </w:rPr>
+        <w:t xml:space="preserve">Una vegada dins de la plataforma, busca el </w:t>
+      </w:r>
+      <w:r>
+        <w:rPr>
+          <w:i w:val="1"/>
+          <w:rtl w:val="0"/>
+        </w:rPr>
+        <w:t xml:space="preserve">track</w:t>
+      </w:r>
+      <w:r>
+        <w:rPr>
+          <w:rtl w:val="0"/>
+        </w:rPr>
+        <w:t xml:space="preserve"> de </w:t>
+      </w:r>
+      <w:r>
+        <w:rPr>
+          <w:b w:val="1"/>
+          <w:rtl w:val="0"/>
+        </w:rPr>
+        <w:t xml:space="preserve">Python</w:t>
+      </w:r>
+      <w:r>
+        <w:rPr>
+          <w:rtl w:val="0"/>
+        </w:rPr>
+        <w:t xml:space="preserve"> i selecciona l’opció </w:t>
+      </w:r>
+      <w:r>
+        <w:rPr>
+          <w:b w:val="1"/>
+          <w:rtl w:val="0"/>
+        </w:rPr>
+        <w:t xml:space="preserve">“Join Track”</w:t>
+      </w:r>
+      <w:r>
+        <w:rPr>
+          <w:rtl w:val="0"/>
+        </w:rPr>
+        <w:t xml:space="preserve"> per a unir-te.</w:t>
       </w:r>
     </w:p>
     <w:p>
@@ -923,17 +1031,15 @@
           <w:ilvl w:val="0"/>
           <w:numId w:val="2"/>
         </w:numPr>
-        <w:spacing w:after="0" w:afterAutospacing="0" w:before="0" w:beforeAutospacing="0"/>
+        <w:spacing w:after="0" w:afterAutospacing="0" w:before="0" w:beforeAutospacing="0" w:lineRule="auto"/>
         <w:ind w:left="720" w:hanging="360"/>
-        <w:rPr>
-          <w:u w:val="none"/>
-        </w:rPr>
-      </w:pPr>
-      <w:r>
-        <w:rPr>
-          <w:rtl w:val="0"/>
-        </w:rPr>
-        <w:t xml:space="preserve">Tria un exercici (comença pels més fàcils)</w:t>
+        <w:jc w:val="left"/>
+      </w:pPr>
+      <w:r>
+        <w:rPr>
+          <w:rtl w:val="0"/>
+        </w:rPr>
+        <w:t xml:space="preserve">Tria un primer exercici. Es recomana començar pels reptes introductoris, ja que estan pensats per a consolidar els conceptes bàsics del llenguatge.</w:t>
       </w:r>
     </w:p>
     <w:p>
@@ -942,17 +1048,15 @@
           <w:ilvl w:val="0"/>
           <w:numId w:val="2"/>
         </w:numPr>
-        <w:spacing w:after="0" w:afterAutospacing="0" w:before="0" w:beforeAutospacing="0"/>
+        <w:spacing w:after="0" w:afterAutospacing="0" w:before="0" w:beforeAutospacing="0" w:lineRule="auto"/>
         <w:ind w:left="720" w:hanging="360"/>
-        <w:rPr>
-          <w:u w:val="none"/>
-        </w:rPr>
-      </w:pPr>
-      <w:r>
-        <w:rPr>
-          <w:rtl w:val="0"/>
-        </w:rPr>
-        <w:t xml:space="preserve">Resol el repte.</w:t>
+        <w:jc w:val="left"/>
+      </w:pPr>
+      <w:r>
+        <w:rPr>
+          <w:rtl w:val="0"/>
+        </w:rPr>
+        <w:t xml:space="preserve">Descarrega o realitza l’exercici en la pròpia plataforma i resol-lo seguint les indicacions.</w:t>
       </w:r>
     </w:p>
     <w:p>
@@ -961,38 +1065,47 @@
           <w:ilvl w:val="0"/>
           <w:numId w:val="2"/>
         </w:numPr>
-        <w:spacing w:after="0" w:afterAutospacing="0" w:before="0" w:beforeAutospacing="0"/>
+        <w:spacing w:after="240" w:before="0" w:beforeAutospacing="0" w:lineRule="auto"/>
         <w:ind w:left="720" w:hanging="360"/>
-        <w:rPr>
-          <w:u w:val="none"/>
-        </w:rPr>
-      </w:pPr>
-      <w:r>
-        <w:rPr>
-          <w:rtl w:val="0"/>
-        </w:rPr>
-        <w:t xml:space="preserve">Comenta els dubtes en la plataforma Exercism.</w:t>
-      </w:r>
-    </w:p>
-    <w:p>
-      <w:pPr>
-        <w:numPr>
-          <w:ilvl w:val="0"/>
-          <w:numId w:val="2"/>
-        </w:numPr>
-        <w:spacing w:before="0" w:beforeAutospacing="0"/>
-        <w:ind w:left="720" w:hanging="360"/>
-        <w:rPr>
-          <w:u w:val="none"/>
-        </w:rPr>
-      </w:pPr>
-      <w:r>
-        <w:rPr>
-          <w:rtl w:val="0"/>
-        </w:rPr>
-        <w:t xml:space="preserve">Enllaç directe: </w:t>
-      </w:r>
-      <w:hyperlink r:id="rId10">
+        <w:jc w:val="left"/>
+      </w:pPr>
+      <w:r>
+        <w:rPr>
+          <w:rtl w:val="0"/>
+        </w:rPr>
+        <w:t xml:space="preserve">Si tens dubtes, utilitza els fòrums del mòdul per a plantejar-los i compartir solucions.</w:t>
+      </w:r>
+    </w:p>
+    <w:p>
+      <w:pPr>
+        <w:spacing w:after="240" w:before="240" w:lineRule="auto"/>
+        <w:rPr>
+          <w:color w:val="1155cc"/>
+          <w:u w:val="single"/>
+        </w:rPr>
+      </w:pPr>
+      <w:r>
+        <w:rPr>
+          <w:rtl w:val="0"/>
+        </w:rPr>
+        <w:t xml:space="preserve">🔗 </w:t>
+      </w:r>
+      <w:r>
+        <w:rPr>
+          <w:b w:val="1"/>
+          <w:rtl w:val="0"/>
+        </w:rPr>
+        <w:t xml:space="preserve">Accés directe al track de Python:</w:t>
+      </w:r>
+      <w:hyperlink r:id="rId11">
+        <w:r>
+          <w:rPr>
+            <w:rtl w:val="0"/>
+          </w:rPr>
+          <w:t xml:space="preserve"> </w:t>
+        </w:r>
+      </w:hyperlink>
+      <w:hyperlink r:id="rId12">
         <w:r>
           <w:rPr>
             <w:color w:val="1155cc"/>
@@ -1019,10 +1132,10 @@
       </w:r>
     </w:p>
     <w:sectPr>
-      <w:headerReference r:id="rId11" w:type="default"/>
-      <w:headerReference r:id="rId12" w:type="first"/>
-      <w:footerReference r:id="rId13" w:type="default"/>
-      <w:footerReference r:id="rId14" w:type="first"/>
+      <w:headerReference r:id="rId13" w:type="default"/>
+      <w:headerReference r:id="rId14" w:type="first"/>
+      <w:footerReference r:id="rId15" w:type="default"/>
+      <w:footerReference r:id="rId16" w:type="first"/>
       <w:pgSz w:h="16838" w:w="11906" w:orient="portrait"/>
       <w:pgMar w:bottom="1133.8582677165355" w:top="1133.8582677165355" w:left="1133.8582677165355" w:right="1133.8582677165355" w:header="0" w:footer="0"/>
       <w:pgNumType w:start="1"/>
@@ -1324,8 +1437,8 @@
   <w:abstractNum w:abstractNumId="2">
     <w:lvl w:ilvl="0">
       <w:start w:val="1"/>
-      <w:numFmt w:val="bullet"/>
-      <w:lvlText w:val="●"/>
+      <w:numFmt w:val="decimal"/>
+      <w:lvlText w:val="%1."/>
       <w:lvlJc w:val="left"/>
       <w:pPr>
         <w:ind w:left="720" w:hanging="360"/>
@@ -1336,8 +1449,8 @@
     </w:lvl>
     <w:lvl w:ilvl="1">
       <w:start w:val="1"/>
-      <w:numFmt w:val="bullet"/>
-      <w:lvlText w:val="○"/>
+      <w:numFmt w:val="lowerLetter"/>
+      <w:lvlText w:val="%2."/>
       <w:lvlJc w:val="left"/>
       <w:pPr>
         <w:ind w:left="1440" w:hanging="360"/>
@@ -1348,8 +1461,8 @@
     </w:lvl>
     <w:lvl w:ilvl="2">
       <w:start w:val="1"/>
-      <w:numFmt w:val="bullet"/>
-      <w:lvlText w:val="■"/>
+      <w:numFmt w:val="lowerRoman"/>
+      <w:lvlText w:val="%3."/>
       <w:lvlJc w:val="left"/>
       <w:pPr>
         <w:ind w:left="2160" w:hanging="360"/>
@@ -1360,8 +1473,8 @@
     </w:lvl>
     <w:lvl w:ilvl="3">
       <w:start w:val="1"/>
-      <w:numFmt w:val="bullet"/>
-      <w:lvlText w:val="●"/>
+      <w:numFmt w:val="decimal"/>
+      <w:lvlText w:val="%4."/>
       <w:lvlJc w:val="left"/>
       <w:pPr>
         <w:ind w:left="2880" w:hanging="360"/>
@@ -1372,8 +1485,8 @@
     </w:lvl>
     <w:lvl w:ilvl="4">
       <w:start w:val="1"/>
-      <w:numFmt w:val="bullet"/>
-      <w:lvlText w:val="○"/>
+      <w:numFmt w:val="lowerLetter"/>
+      <w:lvlText w:val="%5."/>
       <w:lvlJc w:val="left"/>
       <w:pPr>
         <w:ind w:left="3600" w:hanging="360"/>
@@ -1384,8 +1497,8 @@
     </w:lvl>
     <w:lvl w:ilvl="5">
       <w:start w:val="1"/>
-      <w:numFmt w:val="bullet"/>
-      <w:lvlText w:val="■"/>
+      <w:numFmt w:val="lowerRoman"/>
+      <w:lvlText w:val="%6."/>
       <w:lvlJc w:val="left"/>
       <w:pPr>
         <w:ind w:left="4320" w:hanging="360"/>
@@ -1396,8 +1509,8 @@
     </w:lvl>
     <w:lvl w:ilvl="6">
       <w:start w:val="1"/>
-      <w:numFmt w:val="bullet"/>
-      <w:lvlText w:val="●"/>
+      <w:numFmt w:val="decimal"/>
+      <w:lvlText w:val="%7."/>
       <w:lvlJc w:val="left"/>
       <w:pPr>
         <w:ind w:left="5040" w:hanging="360"/>
@@ -1408,8 +1521,8 @@
     </w:lvl>
     <w:lvl w:ilvl="7">
       <w:start w:val="1"/>
-      <w:numFmt w:val="bullet"/>
-      <w:lvlText w:val="○"/>
+      <w:numFmt w:val="lowerLetter"/>
+      <w:lvlText w:val="%8."/>
       <w:lvlJc w:val="left"/>
       <w:pPr>
         <w:ind w:left="5760" w:hanging="360"/>
@@ -1420,8 +1533,8 @@
     </w:lvl>
     <w:lvl w:ilvl="8">
       <w:start w:val="1"/>
-      <w:numFmt w:val="bullet"/>
-      <w:lvlText w:val="■"/>
+      <w:numFmt w:val="lowerRoman"/>
+      <w:lvlText w:val="%9."/>
       <w:lvlJc w:val="left"/>
       <w:pPr>
         <w:ind w:left="6480" w:hanging="360"/>
